--- a/lightning-lesson-v3/Lightning_Lesson_v3.1_Change_Log.docx
+++ b/lightning-lesson-v3/Lightning_Lesson_v3.1_Change_Log.docx
@@ -69,7 +69,197 @@
           <w:sz w:val="18"/>
           <w:spacing w:val="40"/>
         </w:rPr>
-        <w:t>v3.0 → v3.1</w:t>
+        <w:t>v3.0 → v3.1 (MANDATORY PRODUCTION PATCH)</w:t>
+      </w:r>
+    </w:p>
+    <w:p>
+      <w:pPr>
+        <w:spacing w:after="120" w:before="0" w:line="312" w:lineRule="auto"/>
+      </w:pPr>
+      <w:r>
+        <w:rPr>
+          <w:rFonts w:ascii="Arial" w:hAnsi="Arial" w:cs="Arial"/>
+          <w:b/>
+          <w:i w:val="0"/>
+          <w:color w:val="1A1A1A"/>
+          <w:sz w:val="21"/>
+        </w:rPr>
+        <w:t>This is a genuine content revision to the PPTX, not a republish. The v3.0 PPTX was used as the editable source and opened directly; the specific changes below were applied to it and saved as a new file. The v3.1 PPTX is confirmed not byte-identical to v3.0 — see VERIFICATION at the end of this section.</w:t>
+      </w:r>
+    </w:p>
+    <w:p>
+      <w:pPr>
+        <w:spacing w:after="60" w:before="0" w:line="312" w:lineRule="auto"/>
+      </w:pPr>
+      <w:r>
+        <w:rPr>
+          <w:rFonts w:ascii="Arial" w:hAnsi="Arial" w:cs="Arial"/>
+          <w:b/>
+          <w:i w:val="0"/>
+          <w:color w:val="C9A84C"/>
+          <w:sz w:val="22"/>
+        </w:rPr>
+        <w:t xml:space="preserve">•  </w:t>
+      </w:r>
+      <w:r>
+        <w:rPr>
+          <w:rFonts w:ascii="Arial" w:hAnsi="Arial" w:cs="Arial"/>
+          <w:b/>
+          <w:i w:val="0"/>
+          <w:color w:val="1A1A1A"/>
+          <w:sz w:val="22"/>
+        </w:rPr>
+        <w:t xml:space="preserve">Outcome wording corrected. </w:t>
+      </w:r>
+      <w:r>
+        <w:rPr>
+          <w:rFonts w:ascii="Arial" w:hAnsi="Arial" w:cs="Arial"/>
+          <w:b w:val="0"/>
+          <w:i w:val="0"/>
+          <w:color w:val="1A1A1A"/>
+          <w:sz w:val="22"/>
+        </w:rPr>
+        <w:t>Slide 4, outcome 2 description now reads "A Career Stall Check grounded in one example from your last 90 days." (was: "Three signs examined against evidence from your last 90 days.")</w:t>
+      </w:r>
+    </w:p>
+    <w:p>
+      <w:pPr>
+        <w:spacing w:after="60" w:before="0" w:line="312" w:lineRule="auto"/>
+      </w:pPr>
+      <w:r>
+        <w:rPr>
+          <w:rFonts w:ascii="Arial" w:hAnsi="Arial" w:cs="Arial"/>
+          <w:b/>
+          <w:i w:val="0"/>
+          <w:color w:val="C9A84C"/>
+          <w:sz w:val="22"/>
+        </w:rPr>
+        <w:t xml:space="preserve">•  </w:t>
+      </w:r>
+      <w:r>
+        <w:rPr>
+          <w:rFonts w:ascii="Arial" w:hAnsi="Arial" w:cs="Arial"/>
+          <w:b/>
+          <w:i w:val="0"/>
+          <w:color w:val="1A1A1A"/>
+          <w:sz w:val="22"/>
+        </w:rPr>
+        <w:t xml:space="preserve">Personal-story headline corrected. </w:t>
+      </w:r>
+      <w:r>
+        <w:rPr>
+          <w:rFonts w:ascii="Arial" w:hAnsi="Arial" w:cs="Arial"/>
+          <w:b w:val="0"/>
+          <w:i w:val="0"/>
+          <w:color w:val="1A1A1A"/>
+          <w:sz w:val="22"/>
+        </w:rPr>
+        <w:t>Slide 5 headline now reads "Performance was not the only question I should have been asking." (was: "Performance was never the question I should have been asking.") The preserved pull-quote card beneath it — "My performance had shaped my standing..." — was not touched.</w:t>
+      </w:r>
+    </w:p>
+    <w:p>
+      <w:pPr>
+        <w:spacing w:after="60" w:before="0" w:line="312" w:lineRule="auto"/>
+      </w:pPr>
+      <w:r>
+        <w:rPr>
+          <w:rFonts w:ascii="Arial" w:hAnsi="Arial" w:cs="Arial"/>
+          <w:b/>
+          <w:i w:val="0"/>
+          <w:color w:val="C9A84C"/>
+          <w:sz w:val="22"/>
+        </w:rPr>
+        <w:t xml:space="preserve">•  </w:t>
+      </w:r>
+      <w:r>
+        <w:rPr>
+          <w:rFonts w:ascii="Arial" w:hAnsi="Arial" w:cs="Arial"/>
+          <w:b/>
+          <w:i w:val="0"/>
+          <w:color w:val="1A1A1A"/>
+          <w:sz w:val="22"/>
+        </w:rPr>
+        <w:t xml:space="preserve">Participant-facing timestamps removed. </w:t>
+      </w:r>
+      <w:r>
+        <w:rPr>
+          <w:rFonts w:ascii="Arial" w:hAnsi="Arial" w:cs="Arial"/>
+          <w:b w:val="0"/>
+          <w:i w:val="0"/>
+          <w:color w:val="1A1A1A"/>
+          <w:sz w:val="22"/>
+        </w:rPr>
+        <w:t>The visible eyebrow label on slides 7-14 no longer carries a clock-time suffix. SIGN 1 · 8:00–13:00 is now SIGN 1; the same trim was applied to Sign 2, Sign 3, Career Stall Check, Interpret Without Diagnosing, This Was One Piece, Invitation, and Q&amp;A. Every exact time still lives in the speaker notes on each slide and in this Timing Map — nothing was deleted, only removed from the audience-facing label.</w:t>
+      </w:r>
+    </w:p>
+    <w:p>
+      <w:pPr>
+        <w:spacing w:after="60" w:before="0" w:line="312" w:lineRule="auto"/>
+      </w:pPr>
+      <w:r>
+        <w:rPr>
+          <w:rFonts w:ascii="Arial" w:hAnsi="Arial" w:cs="Arial"/>
+          <w:b/>
+          <w:i w:val="0"/>
+          <w:color w:val="C9A84C"/>
+          <w:sz w:val="22"/>
+        </w:rPr>
+        <w:t xml:space="preserve">•  </w:t>
+      </w:r>
+      <w:r>
+        <w:rPr>
+          <w:rFonts w:ascii="Arial" w:hAnsi="Arial" w:cs="Arial"/>
+          <w:b/>
+          <w:i w:val="0"/>
+          <w:color w:val="1A1A1A"/>
+          <w:sz w:val="22"/>
+        </w:rPr>
+        <w:t xml:space="preserve">Q&amp;A merged onto the Invitation slide; old Q&amp;A slide hidden. </w:t>
+      </w:r>
+      <w:r>
+        <w:rPr>
+          <w:rFonts w:ascii="Arial" w:hAnsi="Arial" w:cs="Arial"/>
+          <w:b w:val="0"/>
+          <w:i w:val="0"/>
+          <w:color w:val="1A1A1A"/>
+          <w:sz w:val="22"/>
+        </w:rPr>
+        <w:t>Slide 13 (Invitation) now stays on screen for the full 32:30-45:00 block — the workshop introduction and the entire eleven-minute Q&amp;A — instead of handing off to a separate Q&amp;A slide at 34:00. Slide 13's speaker notes were rewritten to carry the full Q&amp;A guidance (good questions, questions to redirect, the boundary line, timing) that previously lived only on slide 14. The former standalone Q&amp;A slide (14) still exists in the file, with its subtitle wording corrected to match item 5 below, but is now marked hidden via PowerPoint's native Hide Slide flag (show="0" on the slide's XML element) so it is skipped during normal Slide Show playback. It remains available only as a facilitator quick-reference card, reachable from Slide Sorter view.</w:t>
+      </w:r>
+    </w:p>
+    <w:p>
+      <w:pPr>
+        <w:spacing w:after="60" w:before="0" w:line="312" w:lineRule="auto"/>
+      </w:pPr>
+      <w:r>
+        <w:rPr>
+          <w:rFonts w:ascii="Arial" w:hAnsi="Arial" w:cs="Arial"/>
+          <w:b/>
+          <w:i w:val="0"/>
+          <w:color w:val="C9A84C"/>
+          <w:sz w:val="22"/>
+        </w:rPr>
+        <w:t xml:space="preserve">•  </w:t>
+      </w:r>
+      <w:r>
+        <w:rPr>
+          <w:rFonts w:ascii="Arial" w:hAnsi="Arial" w:cs="Arial"/>
+          <w:b/>
+          <w:i w:val="0"/>
+          <w:color w:val="1A1A1A"/>
+          <w:sz w:val="22"/>
+        </w:rPr>
+        <w:t xml:space="preserve">Q&amp;A participant-facing wording corrected. </w:t>
+      </w:r>
+      <w:r>
+        <w:rPr>
+          <w:rFonts w:ascii="Arial" w:hAnsi="Arial" w:cs="Arial"/>
+          <w:b w:val="0"/>
+          <w:i w:val="0"/>
+          <w:color w:val="1A1A1A"/>
+          <w:sz w:val="22"/>
+        </w:rPr>
+        <w:t>The subtitle on the hidden reference slide (and the guidance now duplicated in slide 13's notes) reads "Questions about the ideas are welcome. Individual situations will not be scored or diagnosed in this room." (was: "...Personal readings belong in the full workshop.") The spoken boundary line is unchanged: "I can help you clarify what the pattern suggests examining. I cannot make the employment decision for you."</w:t>
       </w:r>
     </w:p>
     <w:p>
@@ -104,7 +294,7 @@
           <w:color w:val="1A1A1A"/>
           <w:sz w:val="22"/>
         </w:rPr>
-        <w:t>The Maven master copy's internal 45-minute run-of-show table previously listed Q&amp;A (32:00-42:00) before the paid-workshop bridge (42:00-45:00) — out of sync with the lesson's actual sequence, where the bridge now precedes Q&amp;A. The table has been corrected in Maven_Offer_Naming_and_Landing_Page_Master_Copy_v3_Aligned.docx, edited in place from the original file so every other section, table, and piece of formatting is preserved exactly. A dated revision note was inserted directly above the corrected table.</w:t>
+        <w:t>The Maven master copy's internal 45-minute run-of-show table previously listed Q&amp;A before the paid-workshop bridge, out of sync with the lesson's actual sequence. Corrected in Maven_Offer_Naming_and_Landing_Page_Master_Copy_v3_Aligned.docx, edited in place from the original file so every other section, table, and piece of formatting is preserved exactly, with a dated revision note inserted above the corrected table. This part of the v3.1 patch is unchanged from the prior release.</w:t>
       </w:r>
     </w:p>
     <w:p>
@@ -129,7 +319,7 @@
           <w:color w:val="1A1A1A"/>
           <w:sz w:val="22"/>
         </w:rPr>
-        <w:t xml:space="preserve">Deck, Facilitator Guide, and Career Stall Check. </w:t>
+        <w:t xml:space="preserve">Facilitator Guide rewritten. </w:t>
       </w:r>
       <w:r>
         <w:rPr>
@@ -139,7 +329,198 @@
           <w:color w:val="1A1A1A"/>
           <w:sz w:val="22"/>
         </w:rPr>
-        <w:t>No content changes. The deck, Facilitator Guide, and Career Stall Check are republished under v3.1 filenames unchanged, so every file in the family carries the same version number and there is no ambiguity about which set is current.</w:t>
+        <w:t>Rewritten to match every item above: corrected headline and outcome wording, a "WHAT CHANGED IN v3.1" section documenting the real corrections, the run-of-show and slide-by-slide tables restructured so slide 13 spans both the workshop intro and Q&amp;A, Section 8 rewritten with explicit "do not switch slides" delivery guidance and the hidden-slide explanation, and the Q&amp;A redirect-lines subsection trimmed to a cross-reference to avoid duplicating Section 8. Margins and paragraph spacing were also tightened (no font sizes were reduced) so the rehearsal checklist lands on the same page as the slide-by-slide table instead of spilling onto a near-empty final page.</w:t>
+      </w:r>
+    </w:p>
+    <w:p>
+      <w:pPr>
+        <w:spacing w:after="60" w:before="0" w:line="312" w:lineRule="auto"/>
+      </w:pPr>
+      <w:r>
+        <w:rPr>
+          <w:rFonts w:ascii="Arial" w:hAnsi="Arial" w:cs="Arial"/>
+          <w:b/>
+          <w:i w:val="0"/>
+          <w:color w:val="C9A84C"/>
+          <w:sz w:val="22"/>
+        </w:rPr>
+        <w:t xml:space="preserve">•  </w:t>
+      </w:r>
+      <w:r>
+        <w:rPr>
+          <w:rFonts w:ascii="Arial" w:hAnsi="Arial" w:cs="Arial"/>
+          <w:b/>
+          <w:i w:val="0"/>
+          <w:color w:val="1A1A1A"/>
+          <w:sz w:val="22"/>
+        </w:rPr>
+        <w:t xml:space="preserve">Timing Map restructured. </w:t>
+      </w:r>
+      <w:r>
+        <w:rPr>
+          <w:rFonts w:ascii="Arial" w:hAnsi="Arial" w:cs="Arial"/>
+          <w:b w:val="0"/>
+          <w:i w:val="0"/>
+          <w:color w:val="1A1A1A"/>
+          <w:sz w:val="22"/>
+        </w:rPr>
+        <w:t>Restructured so slide 13 shows one row for the 32:30-34:00 workshop introduction and a second row for 34:00-45:00 Q&amp;A on the same slide, and a new row for slide 14 marked "not presented." The COMPARISON table gained a v3.1 column.</w:t>
+      </w:r>
+    </w:p>
+    <w:p>
+      <w:pPr>
+        <w:spacing w:after="60" w:before="160" w:line="312" w:lineRule="auto"/>
+      </w:pPr>
+      <w:r>
+        <w:rPr>
+          <w:rFonts w:ascii="Arial" w:hAnsi="Arial" w:cs="Arial"/>
+          <w:b/>
+          <w:i w:val="0"/>
+          <w:color w:val="C9A84C"/>
+          <w:sz w:val="20"/>
+          <w:spacing w:val="30"/>
+        </w:rPr>
+        <w:t>VERIFICATION</w:t>
+      </w:r>
+    </w:p>
+    <w:p>
+      <w:pPr>
+        <w:spacing w:after="60" w:before="0" w:line="312" w:lineRule="auto"/>
+      </w:pPr>
+      <w:r>
+        <w:rPr>
+          <w:rFonts w:ascii="Arial" w:hAnsi="Arial" w:cs="Arial"/>
+          <w:b/>
+          <w:i w:val="0"/>
+          <w:color w:val="C9A84C"/>
+          <w:sz w:val="22"/>
+        </w:rPr>
+        <w:t xml:space="preserve">•  </w:t>
+      </w:r>
+      <w:r>
+        <w:rPr>
+          <w:rFonts w:ascii="Arial" w:hAnsi="Arial" w:cs="Arial"/>
+          <w:b/>
+          <w:i w:val="0"/>
+          <w:color w:val="1A1A1A"/>
+          <w:sz w:val="22"/>
+        </w:rPr>
+        <w:t xml:space="preserve">Byte diff. </w:t>
+      </w:r>
+      <w:r>
+        <w:rPr>
+          <w:rFonts w:ascii="Arial" w:hAnsi="Arial" w:cs="Arial"/>
+          <w:b w:val="0"/>
+          <w:i w:val="0"/>
+          <w:color w:val="1A1A1A"/>
+          <w:sz w:val="22"/>
+        </w:rPr>
+        <w:t>v3.0 PPTX md5: 874beb78402ea369d9826bd9392659e5. v3.1 PPTX md5: 97173cc8af69368b596f7f1661c17de6. Different — confirmed not byte-identical.</w:t>
+      </w:r>
+    </w:p>
+    <w:p>
+      <w:pPr>
+        <w:spacing w:after="60" w:before="0" w:line="312" w:lineRule="auto"/>
+      </w:pPr>
+      <w:r>
+        <w:rPr>
+          <w:rFonts w:ascii="Arial" w:hAnsi="Arial" w:cs="Arial"/>
+          <w:b/>
+          <w:i w:val="0"/>
+          <w:color w:val="C9A84C"/>
+          <w:sz w:val="22"/>
+        </w:rPr>
+        <w:t xml:space="preserve">•  </w:t>
+      </w:r>
+      <w:r>
+        <w:rPr>
+          <w:rFonts w:ascii="Arial" w:hAnsi="Arial" w:cs="Arial"/>
+          <w:b/>
+          <w:i w:val="0"/>
+          <w:color w:val="1A1A1A"/>
+          <w:sz w:val="22"/>
+        </w:rPr>
+        <w:t xml:space="preserve">File integrity. </w:t>
+      </w:r>
+      <w:r>
+        <w:rPr>
+          <w:rFonts w:ascii="Arial" w:hAnsi="Arial" w:cs="Arial"/>
+          <w:b w:val="0"/>
+          <w:i w:val="0"/>
+          <w:color w:val="1A1A1A"/>
+          <w:sz w:val="22"/>
+        </w:rPr>
+        <w:t>All 15 slides open without error; the zip archive and every internal XML part pass integrity checks (unzip -t, XML well-formedness, relationship targets all resolve).</w:t>
+      </w:r>
+    </w:p>
+    <w:p>
+      <w:pPr>
+        <w:spacing w:after="60" w:before="0" w:line="312" w:lineRule="auto"/>
+      </w:pPr>
+      <w:r>
+        <w:rPr>
+          <w:rFonts w:ascii="Arial" w:hAnsi="Arial" w:cs="Arial"/>
+          <w:b/>
+          <w:i w:val="0"/>
+          <w:color w:val="C9A84C"/>
+          <w:sz w:val="22"/>
+        </w:rPr>
+        <w:t xml:space="preserve">•  </w:t>
+      </w:r>
+      <w:r>
+        <w:rPr>
+          <w:rFonts w:ascii="Arial" w:hAnsi="Arial" w:cs="Arial"/>
+          <w:b/>
+          <w:i w:val="0"/>
+          <w:color w:val="1A1A1A"/>
+          <w:sz w:val="22"/>
+        </w:rPr>
+        <w:t xml:space="preserve">Hidden-slide flag. </w:t>
+      </w:r>
+      <w:r>
+        <w:rPr>
+          <w:rFonts w:ascii="Arial" w:hAnsi="Arial" w:cs="Arial"/>
+          <w:b w:val="0"/>
+          <w:i w:val="0"/>
+          <w:color w:val="1A1A1A"/>
+          <w:sz w:val="22"/>
+        </w:rPr>
+        <w:t>Slide 14's &lt;p:sld&gt; element carries show="0"; all other 14 slides are unset (visible). Verified by reading the attribute back from the saved file, not just by inspecting the patch script.</w:t>
+      </w:r>
+    </w:p>
+    <w:p>
+      <w:pPr>
+        <w:spacing w:after="60" w:before="0" w:line="312" w:lineRule="auto"/>
+      </w:pPr>
+      <w:r>
+        <w:rPr>
+          <w:rFonts w:ascii="Arial" w:hAnsi="Arial" w:cs="Arial"/>
+          <w:b/>
+          <w:i w:val="0"/>
+          <w:color w:val="C9A84C"/>
+          <w:sz w:val="22"/>
+        </w:rPr>
+        <w:t xml:space="preserve">•  </w:t>
+      </w:r>
+      <w:r>
+        <w:rPr>
+          <w:rFonts w:ascii="Arial" w:hAnsi="Arial" w:cs="Arial"/>
+          <w:b/>
+          <w:i w:val="0"/>
+          <w:color w:val="1A1A1A"/>
+          <w:sz w:val="22"/>
+        </w:rPr>
+        <w:t xml:space="preserve">Backup PDF. </w:t>
+      </w:r>
+      <w:r>
+        <w:rPr>
+          <w:rFonts w:ascii="Arial" w:hAnsi="Arial" w:cs="Arial"/>
+          <w:b w:val="0"/>
+          <w:i w:val="0"/>
+          <w:color w:val="1A1A1A"/>
+          <w:sz w:val="22"/>
+        </w:rPr>
+        <w:t>The v3.1 backup PDF was regenerated to match every change above (including a spacing fix on slide 5, where the corrected two-line headline needed more clearance above the gold rule than the original one-line version), rendered page-by-page, and visually inspected.</w:t>
       </w:r>
     </w:p>
     <w:p>
@@ -154,7 +535,7 @@
           <w:color w:val="4A4A4A"/>
           <w:sz w:val="20"/>
         </w:rPr>
-        <w:t>This resolves the "known open item" flagged in the v2.2-to-v3.0 change log below.</w:t>
+        <w:t>This resolves the "known open item" flagged in the v2.2-to-v3.0 change log below, and additionally corrects the wording, timestamp, and Q&amp;A-structure issues raised in the v3.1 production patch request.</w:t>
       </w:r>
     </w:p>
     <w:p>
